--- a/samples/fixtures/docx/memo-long.docx
+++ b/samples/fixtures/docx/memo-long.docx
@@ -4,52 +4,52 @@
   <w:body>
     <w:p>
       <w:r>
-        <w:t>Memo paragraph 1: Harborline Traders renewal terms under review.</w:t>
+        <w:t>Memo paragraph 1: Harborline Traders renewal terms under review. Underwriter notes from meeting 1 cover capacity, wording and survey requirements for the coming policy year.</w:t>
       </w:r>
     </w:p>
     <w:p>
       <w:r>
-        <w:t>Memo paragraph 2: Harborline Traders renewal terms under review.</w:t>
+        <w:t>Memo paragraph 2: Harborline Traders renewal terms under review. Underwriter notes from meeting 2 cover capacity, wording and survey requirements for the coming policy year.</w:t>
       </w:r>
     </w:p>
     <w:p>
       <w:r>
-        <w:t>Memo paragraph 3: Harborline Traders renewal terms under review.</w:t>
+        <w:t>Memo paragraph 3: Harborline Traders renewal terms under review. Underwriter notes from meeting 3 cover capacity, wording and survey requirements for the coming policy year.</w:t>
       </w:r>
     </w:p>
     <w:p>
       <w:r>
-        <w:t>Memo paragraph 4: Harborline Traders renewal terms under review.</w:t>
+        <w:t>Memo paragraph 4: Harborline Traders renewal terms under review. Underwriter notes from meeting 4 cover capacity, wording and survey requirements for the coming policy year.</w:t>
       </w:r>
     </w:p>
     <w:p>
       <w:r>
-        <w:t>Memo paragraph 5: Harborline Traders renewal terms under review.</w:t>
+        <w:t>Memo paragraph 5: Harborline Traders renewal terms under review. Underwriter notes from meeting 5 cover capacity, wording and survey requirements for the coming policy year.</w:t>
       </w:r>
     </w:p>
     <w:p>
       <w:r>
-        <w:t>Memo paragraph 6: Harborline Traders renewal terms under review.</w:t>
+        <w:t>Memo paragraph 6: Harborline Traders renewal terms under review. Underwriter notes from meeting 6 cover capacity, wording and survey requirements for the coming policy year.</w:t>
       </w:r>
     </w:p>
     <w:p>
       <w:r>
-        <w:t>Memo paragraph 7: Harborline Traders renewal terms under review.</w:t>
+        <w:t>Memo paragraph 7: Harborline Traders renewal terms under review. Underwriter notes from meeting 7 cover capacity, wording and survey requirements for the coming policy year.</w:t>
       </w:r>
     </w:p>
     <w:p>
       <w:r>
-        <w:t>Memo paragraph 8: Harborline Traders renewal terms under review.</w:t>
+        <w:t>Memo paragraph 8: Harborline Traders renewal terms under review. Underwriter notes from meeting 8 cover capacity, wording and survey requirements for the coming policy year.</w:t>
       </w:r>
     </w:p>
     <w:p>
       <w:r>
-        <w:t>Memo paragraph 9: Harborline Traders renewal terms under review.</w:t>
+        <w:t>Memo paragraph 9: Harborline Traders renewal terms under review. Underwriter notes from meeting 9 cover capacity, wording and survey requirements for the coming policy year.</w:t>
       </w:r>
     </w:p>
     <w:p>
       <w:r>
-        <w:t>Memo paragraph 10: Harborline Traders renewal terms under review.</w:t>
+        <w:t>Memo paragraph 10: Harborline Traders renewal terms under review. Underwriter notes from meeting 10 cover capacity, wording and survey requirements for the coming policy year.</w:t>
       </w:r>
     </w:p>
     <w:sectPr>
